--- a/Законы/Законопроекты/ACT. 001 — Изменения в Процессуальный кодекс.docx
+++ b/Законы/Законопроекты/ACT. 001 — Изменения в Процессуальный кодекс.docx
@@ -512,7 +512,7 @@
                 <w:szCs w:val="24"/>
                 <w:shd w:val="clear" w:color="auto" w:fill="D9EAD3"/>
               </w:rPr>
-              <w:t xml:space="preserve">ч. 3. Полные и сокращённые наименования указанных органов и должностей на русском и английском языках, используемые в законах и иных нормативных правовых актах штата San-Andreas, признаются равнозначными обозначениям, установленным настоящей статьёй.</w:t>
+              <w:t xml:space="preserve">ч. 3. Полные и сокращённые наименования указанных органов и должностей, используемые в законах и иных нормативных правовых актах штата San-Andreas, признаются равнозначными обозначениям, установленным настоящей статьёй.</w:t>
             </w:r>
           </w:p>
         </w:tc>
@@ -2944,7 +2944,7 @@
                 <w:szCs w:val="24"/>
                 <w:shd w:val="clear" w:color="auto" w:fill="D9EAD3"/>
               </w:rPr>
-              <w:t xml:space="preserve">ч. 2. Лицо, производящее задержание с передачей, обязано: надеть на задержанного наручники; представиться и предъявить удостоверение, нашивку или иной опознавательный знак; разъяснить задержанному основание задержания; при необходимости провести первичный обыск в целях изъятия оружия и предметов, представляющих опасность; вести видеофиксацию; незамедлительно доставить задержанного в ближайший участок LSPD, участок LSCSD или штаб-квартиру FIB либо вызвать сотрудников указанных органов на место задержания (сотрудники WN — только вызвать) и передать им задержанного вместе с видеофиксацией и изъятыми предметами. Иные процессуальные действия (разъяснение прав, вызов адвоката, предоставление телефонного звонка, допрос, установление квалификации деяния, избрание меры наказания) лицом, производящим задержание с передачей, не производятся.</w:t>
+              <w:t xml:space="preserve">ч. 2. Лицо, производящее задержание с передачей, обязано: надеть на задержанного наручники; представиться и предъявить удостоверение, нашивку или иной опознавательный знак; разъяснить задержанному основание задержания; в целях собственной безопасности произвести внешний осмотр задержанного на наличие оружия; вести видеофиксацию; незамедлительно доставить задержанного в ближайший участок LSPD, участок LSCSD или штаб-квартиру FIB либо вызвать сотрудников указанных органов на место задержания (сотрудники WN — только вызвать) и передать им задержанного вместе с видеофиксацией. Личный обыск, обыск транспортного средства, изъятие оружия и иных предметов, а также иные процессуальные действия (разъяснение прав, вызов адвоката, предоставление телефонного звонка, допрос, установление квалификации деяния, избрание меры наказания) лицом, производящим задержание с передачей, не производятся.</w:t>
             </w:r>
           </w:p>
           <w:p>
@@ -2974,7 +2974,7 @@
                 <w:szCs w:val="24"/>
                 <w:shd w:val="clear" w:color="auto" w:fill="D9EAD3"/>
               </w:rPr>
-              <w:t xml:space="preserve">ч. 4. Сотрудник LSPD, LSCSD или FIB, которому передаётся задержанный, обязан принять его, ознакомиться с представленными доказательствами и продолжить задержание в порядке статьи 17 настоящего Кодекса, начиная с разъяснения прав, либо освободить задержанного по основаниям статьи 20 настоящего Кодекса. Отказ в принятии задержанного не допускается.</w:t>
+              <w:t xml:space="preserve">ч. 4. Сотрудник LSPD, LSCSD или FIB, которому передаётся задержанный, обязан принять его, ознакомиться с представленными доказательствами и продолжить задержание в порядке статьи 17 настоящего Кодекса, начиная с разъяснения прав и первичного обыска с изъятием оружия и запрещённых предметов, либо освободить задержанного по основаниям статьи 20 настоящего Кодекса. Отказ в принятии задержанного не допускается.</w:t>
             </w:r>
           </w:p>
           <w:p>
@@ -3020,6 +3020,21 @@
                 <w:shd w:val="clear" w:color="auto" w:fill="D9EAD3"/>
               </w:rPr>
               <w:t xml:space="preserve">ч. 7. При задержании на основании ордера или судебного акта сотрудники USSS производят задержание и процессуальные действия самостоятельно в порядке части 2 статьи 17 настоящего Кодекса.</w:t>
+            </w:r>
+          </w:p>
+          <w:p>
+            <w:pPr>
+              <w:widowControl w:val="0"/>
+              <w:spacing w:line="240" w:lineRule="auto"/>
+            </w:pPr>
+            <w:r>
+              <w:rPr>
+                <w:rFonts w:ascii="Times New Roman" w:eastAsia="Times New Roman" w:hAnsi="Times New Roman" w:cs="Times New Roman"/>
+                <w:sz w:val="24"/>
+                <w:szCs w:val="24"/>
+                <w:shd w:val="clear" w:color="auto" w:fill="D9EAD3"/>
+              </w:rPr>
+              <w:t xml:space="preserve">ч. 8. Военнослужащие SANG, сотрудники USSS и WN изъятие оружия и иных предметов у задержанных не производят. Если при задержании, в том числе на основании ордера или судебного акта, требуется личный обыск, обыск транспортного средства или изъятие предметов, эти действия производит сотрудник LSPD, LSCSD или FIB, привлечённый к задержанию в качестве субъекта задержания.</w:t>
             </w:r>
           </w:p>
         </w:tc>

--- a/Законы/Законопроекты/ACT. 001 — Изменения в Процессуальный кодекс.docx
+++ b/Законы/Законопроекты/ACT. 001 — Изменения в Процессуальный кодекс.docx
@@ -497,7 +497,7 @@
                 <w:szCs w:val="24"/>
                 <w:shd w:val="clear" w:color="auto" w:fill="D9EAD3"/>
               </w:rPr>
-              <w:t xml:space="preserve">ч. 2. Руководители указанных органов именуются: Шеф LSPD, Шериф LSCSD, Директор FIB, Директор USSS, Генерал SANG, Главный врач EMS, Директор WN. Главы департаментов Правительства штата San-Andreas именуются по наименованию департамента: Глава Департамента Национальной Безопасности, Глава Департамента Здравоохранения и другие.</w:t>
+              <w:t xml:space="preserve">ч. 2. Руководители указанных органов и ведомств именуются: Шеф LSPD, Шериф LSCSD, Директор FIB, Директор USSS, Генерал SANG, Главный врач EMS, Генеральный директор (Директор) WN, Генеральный прокурор штата San-Andreas, Глава Департамента национальной безопасности штата San-Andreas, Глава Департамента здравоохранения штата San-Andreas, Глава Департамента культуры штата San-Andreas, Государственный казначей штата San-Andreas, Председатель (Глава) Коллегии адвокатов штата San-Andreas.</w:t>
             </w:r>
           </w:p>
           <w:p>
@@ -810,7 +810,7 @@
                 <w:sz w:val="24"/>
                 <w:szCs w:val="24"/>
               </w:rPr>
-              <w:t xml:space="preserve">ч. 1. Задержание - это мера кратковременного (на срок до 1 часа) лишения человека права на свободу, осуществляемая сотрудниками правоохранительных органов, </w:t>
+              <w:t xml:space="preserve">ч. 1. Задержание - это мера кратковременного (на срок до 1 часа) лишения человека права на свободу, осуществляемая сотрудниками правоохранительных органов, сотрудниками </w:t>
             </w:r>
             <w:r>
               <w:rPr>
@@ -819,7 +819,7 @@
                 <w:szCs w:val="24"/>
                 <w:shd w:val="clear" w:color="auto" w:fill="F4CCCC"/>
               </w:rPr>
-              <w:t xml:space="preserve">сотрудниками специальных подразделений Национальной Гвардии, а также сотрудниками Weazel News в случаях, предусмотренных законом.</w:t>
+              <w:t xml:space="preserve">специальных подразделений Национальной Гвардии, а также сотрудниками Weazel News в случаях, предусмотренных законом.</w:t>
             </w:r>
           </w:p>
           <w:p>
@@ -882,7 +882,7 @@
                 <w:sz w:val="24"/>
                 <w:szCs w:val="24"/>
               </w:rPr>
-              <w:t xml:space="preserve">ч. 1. Задержание - это мера кратковременного (на срок до 1 часа) лишения человека права на свободу, осуществляемая сотрудниками правоохранительных органов, а также </w:t>
+              <w:t xml:space="preserve">ч. 1. Задержание - это мера кратковременного (на срок до 1 часа) лишения человека права на свободу, осуществляемая сотрудниками правоохранительных органов, </w:t>
             </w:r>
             <w:r>
               <w:rPr>
@@ -891,7 +891,7 @@
                 <w:szCs w:val="24"/>
                 <w:shd w:val="clear" w:color="auto" w:fill="D9EAD3"/>
               </w:rPr>
-              <w:t xml:space="preserve">военнослужащими SANG и сотрудниками WN в случаях и пределах, предусмотренных статьями 17.1–17.3 настоящего Кодекса.</w:t>
+              <w:t xml:space="preserve">а также военнослужащими SANG и сотрудниками WN в случаях и пределах, предусмотренных статьями 17.1–17.3 настоящего Кодекса.</w:t>
             </w:r>
           </w:p>
           <w:p>
@@ -906,7 +906,7 @@
                 <w:szCs w:val="24"/>
                 <w:shd w:val="clear" w:color="auto" w:fill="D9EAD3"/>
               </w:rPr>
-              <w:t xml:space="preserve">ч. 2. Правоохранительными органами в целях настоящего Кодекса признаются LSPD, LSCSD, FIB и USSS. ОГП участвует в задержании и проводит процессуальные действия в пределах полномочий, установленных настоящим Кодексом и Конституционным Законом «О деятельности офиса Генерального прокурора штата San-Andreas».</w:t>
+              <w:t xml:space="preserve">ч. 2. Правоохранительными органами (ПОО), осуществляющими уголовное и административное преследование, расследование правонарушений, задержание и арест в полном объёме процессуальных действий, в целях настоящего Кодекса признаются региональные правоохранительные органы (LSPD, LSCSD) и федеральный правоохранительный орган (FIB). USSS является специализированной службой государственной безопасности и охраны, сотрудники которой осуществляют задержание лиц на охраняемых объектах, при проведении защитных миссий, а также на основании ордеров и судебных актов, с последующей передачей задержанных в LSPD, LSCSD или FIB в порядке статьи 17.3 настоящего Кодекса. ОГП участвует в задержании и проводит процессуальные действия в пределах полномочий, установленных настоящим Кодексом и Конституционным Законом «О деятельности офиса Генерального прокурора штата San-Andreas».</w:t>
             </w:r>
           </w:p>
           <w:p>
@@ -921,7 +921,7 @@
                 <w:szCs w:val="24"/>
                 <w:shd w:val="clear" w:color="auto" w:fill="D9EAD3"/>
               </w:rPr>
-              <w:t xml:space="preserve">ч. 3. Процессуальные действия в отношении задержанного (разъяснение прав, допрос, установление квалификации деяния, избрание меры наказания, помещение в место содержания под стражей) производятся сотрудниками LSPD, LSCSD, FIB и ОГП, а сотрудниками USSS — при задержании на основании ордера или судебного акта. В остальных случаях военнослужащие SANG, сотрудники USSS и сотрудники WN передают задержанного в порядке статьи 17.3 настоящего Кодекса.</w:t>
+              <w:t xml:space="preserve">ч. 3. Процессуальные действия в отношении задержанного (разъяснение прав, допрос, установление квалификации деяния, избрание меры наказания, вторичный обыск с изъятием запрещённых предметов, внесение сведений в базу розыска, водворение в место содержания под стражей) производятся исключительно сотрудниками LSPD, LSCSD, FIB и ОГП. Военнослужащие SANG, сотрудники USSS и сотрудники WN передают задержанного в порядке статьи 17.3 настоящего Кодекса.</w:t>
             </w:r>
           </w:p>
           <w:p>
@@ -2899,7 +2899,7 @@
                 <w:szCs w:val="24"/>
                 <w:shd w:val="clear" w:color="auto" w:fill="D9EAD3"/>
               </w:rPr>
-              <w:t xml:space="preserve">а) военнослужащие SANG — в отношении лица, нарушающего пропускной режим либо совершающего правонарушение на территории охраняемых SANG объектов (военная база Форт-Занкудо, военный авианосец, остров Кайо-Перико) и прилегающей к ним местности; лица, совершившего преступление в отношении военнослужащего SANG или имущества SANG; военнослужащего SANG — по делам о воинских преступлениях; лица, застигнутого при совершении преступления или непосредственно после его совершения либо находящегося в розыске, — при патрулировании в порядке статьи 7.1 закона «О Национальной Гвардии штата San-Andreas»; любого лица — в период чрезвычайного или военного положения, при проведении контртеррористической операции, а также при оказании содействия правоохранительным органам по их запросу;</w:t>
+              <w:t xml:space="preserve">а) военнослужащие SANG — в отношении лица, совершившего правонарушение на территории охраняемых SANG объектов (военная база Форт-Занкудо, военный авианосец, остров Кайо-Перико) и прилегающей к ним местности; лица, совершившего правонарушение в отношении военнослужащего SANG или имущества SANG; военнослужащего SANG — по делам о воинских правонарушениях; лица, застигнутого при совершении правонарушения или непосредственно после его совершения либо находящегося в розыске, — при патрулировании в порядке статьи 7.1 закона «О Национальной Гвардии штата San-Andreas»; любого лица — в период чрезвычайного или военного положения, при проведении контртеррористической операции, а также при оказании содействия правоохранительным органам по их запросу;</w:t>
             </w:r>
           </w:p>
           <w:p>
@@ -2914,7 +2914,7 @@
                 <w:szCs w:val="24"/>
                 <w:shd w:val="clear" w:color="auto" w:fill="D9EAD3"/>
               </w:rPr>
-              <w:t xml:space="preserve">б) сотрудники USSS — при задержании без ордера или судебного акта;</w:t>
+              <w:t xml:space="preserve">б) сотрудники USSS — при задержании лица без ордера или судебного акта, а также при задержании на основании ордера или судебного акта (в части доставки и передачи задержанного в LSPD, LSCSD или FIB для проведения процессуальных действий по внесению сведений в базу розыска и водворению в КПЗ или Федеральную Тюрьму);</w:t>
             </w:r>
           </w:p>
           <w:p>
@@ -2944,7 +2944,7 @@
                 <w:szCs w:val="24"/>
                 <w:shd w:val="clear" w:color="auto" w:fill="D9EAD3"/>
               </w:rPr>
-              <w:t xml:space="preserve">ч. 2. Лицо, производящее задержание с передачей, обязано: надеть на задержанного наручники; представиться и предъявить удостоверение, нашивку или иной опознавательный знак; разъяснить задержанному основание задержания; в целях собственной безопасности произвести внешний осмотр задержанного на наличие оружия; вести видеофиксацию; незамедлительно доставить задержанного в ближайший участок LSPD, участок LSCSD или штаб-квартиру FIB либо вызвать сотрудников указанных органов на место задержания (сотрудники WN — только вызвать) и передать им задержанного вместе с видеофиксацией. Личный обыск, обыск транспортного средства, изъятие оружия и иных предметов, а также иные процессуальные действия (разъяснение прав, вызов адвоката, предоставление телефонного звонка, допрос, установление квалификации деяния, избрание меры наказания) лицом, производящим задержание с передачей, не производятся.</w:t>
+              <w:t xml:space="preserve">ч. 2. Лицо, производящее задержание с передачей, обязано: надеть на задержанного наручники; представиться и предъявить удостоверение, нашивку или иной опознавательный знак; разъяснить задержанному основание задержания; провести первичный (личный) обыск задержанного в целях обнаружения оружия, боеприпасов, спецсредств и предметов, представляющих непосредственную опасность; вести видеофиксацию; незамедлительно доставить задержанного в ближайший участок LSPD, участок LSCSD или штаб-квартиру FIB либо вызвать сотрудников указанных органов на место задержания (сотрудники WN — только вызвать) и передать им задержанного вместе с видеофиксацией. Изъятие обнаруженного оружия, боеприпасов, спецсредств и иных предметов, а также иные процессуальные действия (разъяснение прав, вызов адвоката, предоставление телефонного звонка, допрос, установление квалификации деяния, избрание меры наказания, вторичный обыск) лицом, производящим задержание с передачей, не производятся.</w:t>
             </w:r>
           </w:p>
           <w:p>
@@ -2974,7 +2974,7 @@
                 <w:szCs w:val="24"/>
                 <w:shd w:val="clear" w:color="auto" w:fill="D9EAD3"/>
               </w:rPr>
-              <w:t xml:space="preserve">ч. 4. Сотрудник LSPD, LSCSD или FIB, которому передаётся задержанный, обязан принять его, ознакомиться с представленными доказательствами и продолжить задержание в порядке статьи 17 настоящего Кодекса, начиная с разъяснения прав и первичного обыска с изъятием оружия и запрещённых предметов, либо освободить задержанного по основаниям статьи 20 настоящего Кодекса. Отказ в принятии задержанного не допускается.</w:t>
+              <w:t xml:space="preserve">ч. 4. Сотрудник LSPD, LSCSD или FIB, которому передаётся задержанный, обязан принять его, ознакомиться с представленными доказательствами и продолжить задержание в порядке статьи 17 настоящего Кодекса, начиная с разъяснения прав (правила Миранды) и реализации прав задержанного, либо освободить задержанного по основаниям статьи 20 настоящего Кодекса. Процессуальное изъятие оружия, боеприпасов и запрещённых предметов производится сотрудником LSPD, LSCSD или FIB на завершающей стадии процессуальных действий — при проведении вторичного обыска перед водворением лица в КПЗ или Федеральную Тюрьму в соответствии со статьями 25 и 27 настоящего Кодекса. Отказ в принятии задержанного не допускается.</w:t>
             </w:r>
           </w:p>
           <w:p>
@@ -3019,7 +3019,7 @@
                 <w:szCs w:val="24"/>
                 <w:shd w:val="clear" w:color="auto" w:fill="D9EAD3"/>
               </w:rPr>
-              <w:t xml:space="preserve">ч. 7. При задержании на основании ордера или судебного акта сотрудники USSS производят задержание и процессуальные действия самостоятельно в порядке части 2 статьи 17 настоящего Кодекса.</w:t>
+              <w:t xml:space="preserve">ч. 7. При задержании на основании ордера или судебного акта сотрудники USSS производят задержание подозреваемого в порядке части 2 статьи 17 настоящего Кодекса, после чего незамедлительно доставляют его в участок LSPD, участок LSCSD или штаб-квартиру FIB и передают сотрудникам указанных органов для осуществления процессуальных действий по внесению сведений в базу розыска и водворению задержанного в КПЗ или Федеральную Тюрьму на основании предъявленного ордера или судебного акта.</w:t>
             </w:r>
           </w:p>
           <w:p>
@@ -3034,7 +3034,7 @@
                 <w:szCs w:val="24"/>
                 <w:shd w:val="clear" w:color="auto" w:fill="D9EAD3"/>
               </w:rPr>
-              <w:t xml:space="preserve">ч. 8. Военнослужащие SANG, сотрудники USSS и WN изъятие оружия и иных предметов у задержанных не производят. Если при задержании, в том числе на основании ордера или судебного акта, требуется личный обыск, обыск транспортного средства или изъятие предметов, эти действия производит сотрудник LSPD, LSCSD или FIB, привлечённый к задержанию в качестве субъекта задержания.</w:t>
+              <w:t xml:space="preserve">ч. 8. Военнослужащие SANG, сотрудники USSS и сотрудники WN процессуальное изъятие оружия, боеприпасов, спецсредств и иных предметов у задержанных лиц не производят. Право на процессуальное изъятие оружия, боеприпасов, спецсредств и нелегальных предметов принадлежит исключительно сотрудникам LSPD, LSCSD и FIB и реализуется на стадии ареста при проведении вторичного обыска перед водворением в КПЗ или Федеральную Тюрьму в порядке статей 25 и 27 настоящего Кодекса.</w:t>
             </w:r>
           </w:p>
         </w:tc>
@@ -4368,6 +4368,21 @@
                 <w:shd w:val="clear" w:color="auto" w:fill="D9EAD3"/>
               </w:rPr>
               <w:t xml:space="preserve">В остальных случаях сведения о правонарушении передаются в ОГП и руководству указанного лица без его задержания. Гарантии правовой защиты, установленные законами о деятельности отдельных государственных органов, о Сенате и об адвокатуре, применяются в части, не противоречащей настоящей части.</w:t>
+            </w:r>
+          </w:p>
+          <w:p>
+            <w:pPr>
+              <w:widowControl w:val="0"/>
+              <w:spacing w:line="240" w:lineRule="auto"/>
+            </w:pPr>
+            <w:r>
+              <w:rPr>
+                <w:rFonts w:ascii="Times New Roman" w:eastAsia="Times New Roman" w:hAnsi="Times New Roman" w:cs="Times New Roman"/>
+                <w:sz w:val="24"/>
+                <w:szCs w:val="24"/>
+                <w:shd w:val="clear" w:color="auto" w:fill="D9EAD3"/>
+              </w:rPr>
+              <w:t xml:space="preserve">Примечание: При задержании государственного служащего, адвоката или члена Сената на основании ордера или вступившего в законную силу судебного акта вызов сотрудника ОГП не требуется, если прямое указание на участие прокурора не содержится в самом ордере или судебном акте; в этом случае вызывается исключительно руководство указанного лица для прекращения трудовых отношений (лишения статуса).</w:t>
             </w:r>
           </w:p>
           <w:p>

--- a/Законы/Законопроекты/ACT. 001 — Изменения в Процессуальный кодекс.docx
+++ b/Законы/Законопроекты/ACT. 001 — Изменения в Процессуальный кодекс.docx
@@ -175,7 +175,7 @@
           <w:sz w:val="24"/>
           <w:szCs w:val="24"/>
         </w:rPr>
-        <w:t xml:space="preserve">В Процессуальный кодекс штата San-Andreas вносятся изменения: вводятся единые обозначения органов государственной власти и их руководителей (статья 2.1); устанавливается единый порядок задержания государственных служащих, адвокатов и членов Сената (статья 19); закрепляется круг органов, уполномоченных на задержание и на проведение процессуальных действий (статья 15), и порядок задержания с передачей задержанного военнослужащими SANG, сотрудниками USSS и WN (статья 17.3, пункт «м» части 1 статьи 18); основания обыска помещений согласуются с законом «О системе ордеров» без введения новых видов ордеров (статья 4); исключаются неприменимые нормы об административном аресте (статьи 24, 25); исправляются ошибочные ссылки (статьи 16, 20, 62) и уточняется компетенция ведомств (статья 36).</w:t>
+        <w:t xml:space="preserve">В Процессуальный кодекс штата San-Andreas вносятся изменения: вводятся единые обозначения органов государственной власти и их руководителей (статья 2.1); устанавливается единый порядок задержания государственных служащих и адвокатов (статья 19); закрепляется круг органов, уполномоченных на задержание и на проведение процессуальных действий (статья 15), и порядок задержания с передачей задержанного военнослужащими SANG, сотрудниками USSS и WN (статья 17.3, пункт «м» части 1 статьи 18); основания обыска помещений согласуются с законом «О системе ордеров» без введения новых видов ордеров (статья 4); исключаются неприменимые нормы об административном аресте (статьи 24, 25); исправляются ошибочные ссылки (статьи 16, 20, 62) и уточняется компетенция ведомств (статья 36).</w:t>
       </w:r>
     </w:p>
     <w:p>
@@ -2544,7 +2544,7 @@
                 <w:szCs w:val="24"/>
                 <w:shd w:val="clear" w:color="auto" w:fill="D9EAD3"/>
               </w:rPr>
-              <w:t xml:space="preserve">WN, членом Сената или адвокатом, уведомить его руководство в порядке статьи 19 настоящего Кодекса. Вызов сотрудника ОГП при задержании на основании ордера или судебного акта не требуется, если иное не указано в самом ордере или судебном акте.</w:t>
+              <w:t xml:space="preserve">WN или адвокатом, уведомить его руководство в порядке статьи 19 настоящего Кодекса. Вызов сотрудника ОГП при задержании на основании ордера или судебного акта не требуется, если иное не указано в самом ордере или судебном акте.</w:t>
             </w:r>
           </w:p>
           <w:p>
@@ -3004,7 +3004,7 @@
                 <w:szCs w:val="24"/>
                 <w:shd w:val="clear" w:color="auto" w:fill="D9EAD3"/>
               </w:rPr>
-              <w:t xml:space="preserve">ч. 6. Задержание с передачей в отношении государственного служащего, члена Сената или адвоката допускается только по основаниям части 4 статьи 19 настоящего Кодекса. Вызов сотрудника ОГП и руководства задержанного производится сотрудником, принявшим задержанного.</w:t>
+              <w:t xml:space="preserve">ч. 6. Задержание с передачей в отношении государственного служащего или адвоката допускается только по основаниям части 4 статьи 19 настоящего Кодекса. Вызов сотрудника ОГП и руководства задержанного производится сотрудником, принявшим задержанного.</w:t>
             </w:r>
           </w:p>
           <w:p>
@@ -3949,7 +3949,7 @@
                 <w:sz w:val="24"/>
                 <w:szCs w:val="24"/>
               </w:rPr>
-              <w:t xml:space="preserve"> Главу Коллегии Адвокатов или его </w:t>
+              <w:t xml:space="preserve"> Главу Коллегии Адвокатов или его заместителей) и сотрудника </w:t>
             </w:r>
             <w:r>
               <w:rPr>
@@ -3958,7 +3958,7 @@
                 <w:szCs w:val="24"/>
                 <w:shd w:val="clear" w:color="auto" w:fill="F4CCCC"/>
               </w:rPr>
-              <w:t xml:space="preserve">заместителей) и сотрудника Офиса Генерального прокурора Штата San-Andreas.</w:t>
+              <w:t xml:space="preserve">Офиса Генерального прокурора Штата San-Andreas.</w:t>
             </w:r>
             <w:r>
               <w:rPr>
@@ -4122,7 +4122,7 @@
                 <w:szCs w:val="24"/>
                 <w:shd w:val="clear" w:color="auto" w:fill="D9EAD3"/>
               </w:rPr>
-              <w:t xml:space="preserve">WN, членом Сената или адвокатом (государственным либо частным с действительной лицензией),</w:t>
+              <w:t xml:space="preserve">WN или адвокатом (государственным либо частным с действительной лицензией),</w:t>
             </w:r>
             <w:r>
               <w:rPr>
@@ -4147,7 +4147,7 @@
                 <w:sz w:val="24"/>
                 <w:szCs w:val="24"/>
               </w:rPr>
-              <w:t xml:space="preserve"> Главу Коллегии Адвокатов или его </w:t>
+              <w:t xml:space="preserve"> Главу Коллегии Адвокатов или его заместителей) и сотрудника </w:t>
             </w:r>
             <w:r>
               <w:rPr>
@@ -4156,7 +4156,7 @@
                 <w:szCs w:val="24"/>
                 <w:shd w:val="clear" w:color="auto" w:fill="D9EAD3"/>
               </w:rPr>
-              <w:t xml:space="preserve">заместителей, в случае с членом Сената — Спикера Сената, в случае со Спикером Сената — Губернатора или Вице-губернатора) и сотрудника ОГП.</w:t>
+              <w:t xml:space="preserve">ОГП.</w:t>
             </w:r>
             <w:r>
               <w:rPr>
@@ -4292,7 +4292,7 @@
                 <w:szCs w:val="24"/>
                 <w:shd w:val="clear" w:color="auto" w:fill="D9EAD3"/>
               </w:rPr>
-              <w:t xml:space="preserve">ч. 4. Задержание государственного служащего (в том числе сотрудника правоохранительного органа, военнослужащего SANG, сотрудника EMS, сотрудника WN, служащего ОГП) при исполнении им служебных обязанностей, адвоката при осуществлении им адвокатской деятельности, а также члена Сената в течение срока его полномочий, равно как их привод, личный обыск и обыск используемого ими транспорта, допускаются только в следующих случаях:</w:t>
+              <w:t xml:space="preserve">ч. 4. Задержание государственного служащего (в том числе сотрудника правоохранительного органа, военнослужащего SANG, сотрудника EMS, сотрудника WN, служащего ОГП) при исполнении им служебных обязанностей, а равно адвоката при осуществлении им адвокатской деятельности, равно как их привод, личный обыск и обыск используемого ими транспорта, допускаются только в следующих случаях:</w:t>
             </w:r>
           </w:p>
           <w:p>
@@ -4367,7 +4367,7 @@
                 <w:szCs w:val="24"/>
                 <w:shd w:val="clear" w:color="auto" w:fill="D9EAD3"/>
               </w:rPr>
-              <w:t xml:space="preserve">В остальных случаях сведения о правонарушении передаются в ОГП и руководству указанного лица без его задержания. Гарантии правовой защиты, установленные законами о деятельности отдельных государственных органов, о Сенате и об адвокатуре, применяются в части, не противоречащей настоящей части.</w:t>
+              <w:t xml:space="preserve">В остальных случаях сведения о правонарушении передаются в ОГП и руководству указанного лица без его задержания. Гарантии правовой защиты, установленные законами о деятельности отдельных государственных органов и об адвокатуре, применяются в части, не противоречащей настоящей части.</w:t>
             </w:r>
           </w:p>
           <w:p>
@@ -4382,7 +4382,7 @@
                 <w:szCs w:val="24"/>
                 <w:shd w:val="clear" w:color="auto" w:fill="D9EAD3"/>
               </w:rPr>
-              <w:t xml:space="preserve">Примечание: При задержании государственного служащего, адвоката или члена Сената на основании ордера или вступившего в законную силу судебного акта вызов сотрудника ОГП не требуется, если прямое указание на участие прокурора не содержится в самом ордере или судебном акте; в этом случае вызывается исключительно руководство указанного лица для прекращения трудовых отношений (лишения статуса).</w:t>
+              <w:t xml:space="preserve">Примечание: При задержании государственного служащего или адвоката на основании ордера или вступившего в законную силу судебного акта вызов сотрудника ОГП не требуется, если прямое указание на участие прокурора не содержится в самом ордере или судебном акте; в этом случае вызывается исключительно руководство указанного лица для прекращения трудовых отношений (лишения статуса).</w:t>
             </w:r>
           </w:p>
           <w:p>
@@ -5003,7 +5003,7 @@
                 <w:szCs w:val="24"/>
                 <w:shd w:val="clear" w:color="auto" w:fill="D9EAD3"/>
               </w:rPr>
-              <w:t xml:space="preserve">военнослужащим SANG, сотрудником WN, членом Сената</w:t>
+              <w:t xml:space="preserve">военнослужащим SANG, сотрудником WN</w:t>
             </w:r>
             <w:r>
               <w:rPr>

--- a/Законы/Законопроекты/ACT. 001 — Изменения в Процессуальный кодекс.docx
+++ b/Законы/Законопроекты/ACT. 001 — Изменения в Процессуальный кодекс.docx
@@ -705,7 +705,7 @@
                 <w:szCs w:val="24"/>
                 <w:shd w:val="clear" w:color="auto" w:fill="D9EAD3"/>
               </w:rPr>
-              <w:t xml:space="preserve">на основании судебного акта либо ордера типа Access to Raid (AR) или Access to Cordon (AC), авторизованного в порядке, установленном законом «О системе ордеров штата San-Andreas», с указанием в ордере подлежащего обыску жилища. Без судебного акта и ордера обыск жилища допускается только в случаях, предусмотренных частью 4 настоящей статьи.</w:t>
+              <w:t xml:space="preserve">на основании вступившего в законную силу судебного акта либо ордера Генерального прокурора штата San-Andreas, его заместителей или суда на проведение рейда (Access to Raid, AR) или оцепления с правом обыска (Access to Cordon, AC), в котором прямо указан адрес или индивидуализирующие признаки подлежащего обыску помещения. Без судебного акта и ордера обыск жилища допускается только в случаях, предусмотренных частью 4 настоящей статьи.</w:t>
             </w:r>
             <w:r>
               <w:rPr>
@@ -753,7 +753,7 @@
                 <w:szCs w:val="24"/>
                 <w:shd w:val="clear" w:color="auto" w:fill="D9EAD3"/>
               </w:rPr>
-              <w:t xml:space="preserve">производится на основании судебного акта либо ордера типа Access to Raid (AR) или Access to Cordon (AC), авторизованного в порядке, установленном законом «О системе ордеров штата San-Andreas».</w:t>
+              <w:t xml:space="preserve">производится на основании судебного акта либо ордера Генерального прокурора штата San-Andreas, его заместителей или суда на проведение рейда (Access to Raid, AR) или оцепления с правом обыска (Access to Cordon, AC), в котором прямо указан адрес помещения.</w:t>
             </w:r>
           </w:p>
           <w:p>
@@ -906,7 +906,7 @@
                 <w:szCs w:val="24"/>
                 <w:shd w:val="clear" w:color="auto" w:fill="D9EAD3"/>
               </w:rPr>
-              <w:t xml:space="preserve">ч. 2. Правоохранительными органами (ПОО), осуществляющими уголовное и административное преследование, расследование правонарушений, задержание и арест в полном объёме процессуальных действий, в целях настоящего Кодекса признаются региональные правоохранительные органы (LSPD, LSCSD) и федеральный правоохранительный орган (FIB). USSS является специализированной службой государственной безопасности и охраны, сотрудники которой осуществляют задержание лиц на охраняемых объектах, при проведении защитных миссий, а также на основании ордеров и судебных актов, с последующей передачей задержанных в LSPD, LSCSD или FIB в порядке статьи 17.3 настоящего Кодекса. ОГП участвует в задержании и проводит процессуальные действия в пределах полномочий, установленных настоящим Кодексом и Конституционным Законом «О деятельности офиса Генерального прокурора штата San-Andreas».</w:t>
+              <w:t xml:space="preserve">ч. 2. Правоохранительными органами (ПОО), осуществляющими уголовное и административное преследование, расследование правонарушений, задержание и арест в полном объёме процессуальных действий, в целях настоящего Кодекса признаются региональные правоохранительные органы (LSPD, LSCSD) и федеральный правоохранительный орган (FIB). USSS является специализированной службой государственной безопасности и охраны, сотрудники которой осуществляют задержание лиц на охраняемых объектах, при проведении защитных миссий, а также на основании ордеров и судебных актов, с последующей передачей задержанных в LSPD, LSCSD или FIB в порядке статьи 17.3 настоящего Кодекса. ОГП участвует в задержании и проводит процессуальные действия в пределах надзорных полномочий, установленных статьями 40–41 Конституции штата San-Andreas и настоящим Кодексом.</w:t>
             </w:r>
           </w:p>
           <w:p>
@@ -2929,7 +2929,7 @@
                 <w:szCs w:val="24"/>
                 <w:shd w:val="clear" w:color="auto" w:fill="D9EAD3"/>
               </w:rPr>
-              <w:t xml:space="preserve">в) сотрудники WN — в случаях, предусмотренных статьёй 17.1 настоящего Кодекса.</w:t>
+              <w:t xml:space="preserve">в) сотрудники WN — в отношении лица, совершившего правонарушение на территории охраняемых объектов WN в соответствии со статьёй 17.1 настоящего Кодекса (уполномоченные сотрудники WN в целях обеспечения безопасности офиса и задержания вправе приобретать, хранить при себе, носить и применять наручники);</w:t>
             </w:r>
           </w:p>
           <w:p>
@@ -4412,7 +4412,7 @@
                 <w:szCs w:val="24"/>
                 <w:shd w:val="clear" w:color="auto" w:fill="D9EAD3"/>
               </w:rPr>
-              <w:t xml:space="preserve">ч. 6. Задержание лица, обладающего статусом неприкосновенности, производится с соблюдением закона «Об обеспечении неприкосновенности государственных служащих штата San-Andreas» и закона «О системе ордеров штата San-Andreas».</w:t>
+              <w:t xml:space="preserve">ч. 6. Лицо, обладающее статусом неприкосновенности, может быть задержано исключительно при непосредственной угрозе жизни граждан, застигнутое на месте преступления против жизни, либо при наличии вступившего в законную силу судебного акта или ордера на приостановление (SI) или снятие (RI, AS) неприкосновенности. О факте задержания немедленно уведомляется ОГП, а предельный срок ожидания решения уполномоченных лиц о выдаче ордера не может превышать 1 часа с момента доставления, после чего задержанное лицо подлежит немедленному освобождению.</w:t>
             </w:r>
           </w:p>
         </w:tc>

--- a/Законы/Законопроекты/ACT. 001 — Изменения в Процессуальный кодекс.docx
+++ b/Законы/Законопроекты/ACT. 001 — Изменения в Процессуальный кодекс.docx
@@ -2899,7 +2899,7 @@
                 <w:szCs w:val="24"/>
                 <w:shd w:val="clear" w:color="auto" w:fill="D9EAD3"/>
               </w:rPr>
-              <w:t xml:space="preserve">а) военнослужащие SANG — в отношении лица, совершившего правонарушение на территории охраняемых SANG объектов (военная база Форт-Занкудо, военный авианосец, остров Кайо-Перико) и прилегающей к ним местности; лица, совершившего правонарушение в отношении военнослужащего SANG или имущества SANG; военнослужащего SANG — по делам о воинских правонарушениях; лица, застигнутого при совершении правонарушения или непосредственно после его совершения либо находящегося в розыске, — при патрулировании в порядке статьи 7.1 закона «О Национальной Гвардии штата San-Andreas»; любого лица — в период чрезвычайного или военного положения, при проведении контртеррористической операции, а также при оказании содействия правоохранительным органам по их запросу;</w:t>
+              <w:t xml:space="preserve">а) военнослужащие SANG — в отношении лица, совершившего правонарушение на территории охраняемых SANG объектов (военная база Форт-Занкудо, военный авианосец, остров Кайо-Перико) и прилегающей к ним местности; лица, совершившего правонарушение в отношении военнослужащего SANG или имущества SANG; военнослужащего SANG — по делам о воинских правонарушениях; лица, застигнутого при совершении правонарушения или непосредственно после его совершения либо находящегося в розыске, — при патрулировании в соответствии с действующим законодательством штата San-Andreas; любого лица — в период чрезвычайного или военного положения, при проведении контртеррористической операции, а также при оказании содействия правоохранительным органам по их запросу;</w:t>
             </w:r>
           </w:p>
           <w:p>

--- a/Законы/Законопроекты/ACT. 001 — Изменения в Процессуальный кодекс.docx
+++ b/Законы/Законопроекты/ACT. 001 — Изменения в Процессуальный кодекс.docx
@@ -768,7 +768,7 @@
                 <w:szCs w:val="24"/>
                 <w:shd w:val="clear" w:color="auto" w:fill="D9EAD3"/>
               </w:rPr>
-              <w:t xml:space="preserve">ч. 4. Без судебного акта и ордера проникновение в жилое или нежилое помещение допускается только: при пресечении совершаемого в нем преступления; при преследовании по горячим следам лица, подозреваемого в совершении преступления; для устранения непосредственной угрозы жизни или здоровью находящихся в нем лиц; при проведении контртеррористической операции; в период действия чрезвычайного или военного положения в пределах, установленных законом. О каждом таком случае прокурор уведомляется в порядке части 2 настоящей статьи. Основания проникновения в помещения без ордера, предусмотренные законами о деятельности отдельных государственных органов, применяются в части, не противоречащей настоящей статье.</w:t>
+              <w:t xml:space="preserve">ч. 4. Без судебного акта и ордера проникновение в жилое или нежилое помещение допускается только: при пресечении совершаемого в нем преступления; при преследовании по горячим следам лица, подозреваемого в совершении преступления; для устранения непосредственной угрозы жизни или здоровью находящихся в нем лиц; при проведении контртеррористической операции; в период действия чрезвычайного или военного положения в пределах, установленных законом. О каждом таком случае прокурор уведомляется в порядке части 2 настоящей статьи. Основания проникновения в помещения без ордера, предусмотренные действующим законодательством штата San-Andreas, применяются в части, не противоречащей настоящей статье.</w:t>
             </w:r>
           </w:p>
         </w:tc>
@@ -906,7 +906,7 @@
                 <w:szCs w:val="24"/>
                 <w:shd w:val="clear" w:color="auto" w:fill="D9EAD3"/>
               </w:rPr>
-              <w:t xml:space="preserve">ч. 2. Правоохранительными органами (ПОО), осуществляющими уголовное и административное преследование, расследование правонарушений, задержание и арест в полном объёме процессуальных действий, в целях настоящего Кодекса признаются региональные правоохранительные органы (LSPD, LSCSD) и федеральный правоохранительный орган (FIB). USSS является специализированной службой государственной безопасности и охраны, сотрудники которой осуществляют задержание лиц на охраняемых объектах, при проведении защитных миссий, а также на основании ордеров и судебных актов, с последующей передачей задержанных в LSPD, LSCSD или FIB в порядке статьи 17.3 настоящего Кодекса. ОГП участвует в задержании и проводит процессуальные действия в пределах надзорных полномочий, установленных статьями 40–41 Конституции штата San-Andreas и настоящим Кодексом.</w:t>
+              <w:t xml:space="preserve">ч. 2. Правоохранительными органами (ПОО), осуществляющими уголовное и административное преследование, расследование правонарушений, задержание и арест в полном объёме процессуальных действий, в целях настоящего Кодекса признаются региональные правоохранительные органы (LSPD, LSCSD) и федеральный правоохранительный орган (FIB). USSS является специализированной службой государственной безопасности и охраны, сотрудники которой осуществляют задержание лиц на охраняемых объектах, при проведении защитных миссий, а также на основании ордеров и судебных актов, с последующей передачей задержанных в LSPD, LSCSD или FIB в порядке статьи 17.3 настоящего Кодекса. ОГП участвует в задержании и проводит процессуальные действия в пределах надзорных полномочий, установленных настоящим Кодексом и действующим законодательством штата San-Andreas.</w:t>
             </w:r>
           </w:p>
           <w:p>
@@ -4367,7 +4367,7 @@
                 <w:szCs w:val="24"/>
                 <w:shd w:val="clear" w:color="auto" w:fill="D9EAD3"/>
               </w:rPr>
-              <w:t xml:space="preserve">В остальных случаях сведения о правонарушении передаются в ОГП и руководству указанного лица без его задержания. Гарантии правовой защиты, установленные законами о деятельности отдельных государственных органов и об адвокатуре, применяются в части, не противоречащей настоящей части.</w:t>
+              <w:t xml:space="preserve">В остальных случаях сведения о правонарушении передаются в ОГП и руководству указанного лица без его задержания. Гарантии правовой защиты, установленные действующим законодательством штата San-Andreas, применяются в части, не противоречащей настоящей части.</w:t>
             </w:r>
           </w:p>
           <w:p>
@@ -4861,7 +4861,7 @@
                 <w:szCs w:val="24"/>
                 <w:shd w:val="clear" w:color="auto" w:fill="D9EAD3"/>
               </w:rPr>
-              <w:t xml:space="preserve">неприкосновенности, за исключением случаев, когда его задержание допускается законом «Об обеспечении неприкосновенности государственных служащих штата San-Andreas» (задержание при совершении преступления, связанного с посягательством на жизнь, либо на основании ордера);</w:t>
+              <w:t xml:space="preserve">неприкосновенности, за исключением случаев, когда его задержание допускается частью 6 статьи 19 настоящего Кодекса и действующим законодательством штата San-Andreas;</w:t>
             </w:r>
           </w:p>
           <w:p>
